--- a/DF_Assignment_04_Spring_2026.docx
+++ b/DF_Assignment_04_Spring_2026.docx
@@ -636,20 +636,14 @@
       </w:tblPr>
       <w:tblGrid>
         <w:gridCol w:w="471"/>
-        <w:gridCol w:w="1424"/>
-        <w:gridCol w:w="1349"/>
+        <w:gridCol w:w="1025"/>
+        <w:gridCol w:w="1425"/>
         <w:gridCol w:w="1561"/>
-        <w:gridCol w:w="1306"/>
-        <w:gridCol w:w="1596"/>
-        <w:gridCol w:w="1653"/>
+        <w:gridCol w:w="1091"/>
+        <w:gridCol w:w="2446"/>
+        <w:gridCol w:w="1361"/>
       </w:tblGrid>
       <w:tr>
-        <w:tblPrEx>
-          <w:tblCellMar>
-            <w:top w:w="0" w:type="dxa"/>
-            <w:bottom w:w="0" w:type="dxa"/>
-          </w:tblCellMar>
-        </w:tblPrEx>
         <w:trPr>
           <w:tblHeader/>
         </w:trPr>
@@ -879,12 +873,6 @@
         </w:tc>
       </w:tr>
       <w:tr>
-        <w:tblPrEx>
-          <w:tblCellMar>
-            <w:top w:w="0" w:type="dxa"/>
-            <w:bottom w:w="0" w:type="dxa"/>
-          </w:tblCellMar>
-        </w:tblPrEx>
         <w:tc>
           <w:tcPr>
             <w:tcW w:w="440" w:type="dxa"/>
@@ -1037,12 +1025,6 @@
         </w:tc>
       </w:tr>
       <w:tr>
-        <w:tblPrEx>
-          <w:tblCellMar>
-            <w:top w:w="0" w:type="dxa"/>
-            <w:bottom w:w="0" w:type="dxa"/>
-          </w:tblCellMar>
-        </w:tblPrEx>
         <w:tc>
           <w:tcPr>
             <w:tcW w:w="440" w:type="dxa"/>
@@ -1195,12 +1177,6 @@
         </w:tc>
       </w:tr>
       <w:tr>
-        <w:tblPrEx>
-          <w:tblCellMar>
-            <w:top w:w="0" w:type="dxa"/>
-            <w:bottom w:w="0" w:type="dxa"/>
-          </w:tblCellMar>
-        </w:tblPrEx>
         <w:tc>
           <w:tcPr>
             <w:tcW w:w="440" w:type="dxa"/>
@@ -1249,7 +1225,11 @@
             </w:tcMar>
             <w:vAlign w:val="center"/>
           </w:tcPr>
-          <w:p/>
+          <w:p>
+            <w:r>
+              <w:t xml:space="preserve">Abdullah Sadiq </w:t>
+            </w:r>
+          </w:p>
         </w:tc>
         <w:tc>
           <w:tcPr>
@@ -1269,7 +1249,11 @@
             </w:tcMar>
             <w:vAlign w:val="center"/>
           </w:tcPr>
-          <w:p/>
+          <w:p>
+            <w:r>
+              <w:t>Abdullah8873</w:t>
+            </w:r>
+          </w:p>
         </w:tc>
         <w:tc>
           <w:tcPr>
@@ -1289,7 +1273,11 @@
             </w:tcMar>
             <w:vAlign w:val="center"/>
           </w:tcPr>
-          <w:p/>
+          <w:p>
+            <w:r>
+              <w:t>Member</w:t>
+            </w:r>
+          </w:p>
         </w:tc>
         <w:tc>
           <w:tcPr>
@@ -1309,7 +1297,11 @@
             </w:tcMar>
             <w:vAlign w:val="center"/>
           </w:tcPr>
-          <w:p/>
+          <w:p>
+            <w:r>
+              <w:t>Add-task.html</w:t>
+            </w:r>
+          </w:p>
         </w:tc>
         <w:tc>
           <w:tcPr>
@@ -1329,7 +1321,11 @@
             </w:tcMar>
             <w:vAlign w:val="center"/>
           </w:tcPr>
-          <w:p/>
+          <w:p>
+            <w:r>
+              <w:t>feature/Abdullah8873/add-task</w:t>
+            </w:r>
+          </w:p>
         </w:tc>
         <w:tc>
           <w:tcPr>
@@ -1349,16 +1345,14 @@
             </w:tcMar>
             <w:vAlign w:val="center"/>
           </w:tcPr>
-          <w:p/>
+          <w:p>
+            <w:r>
+              <w:t>Yes</w:t>
+            </w:r>
+          </w:p>
         </w:tc>
       </w:tr>
       <w:tr>
-        <w:tblPrEx>
-          <w:tblCellMar>
-            <w:top w:w="0" w:type="dxa"/>
-            <w:bottom w:w="0" w:type="dxa"/>
-          </w:tblCellMar>
-        </w:tblPrEx>
         <w:tc>
           <w:tcPr>
             <w:tcW w:w="440" w:type="dxa"/>
@@ -1511,12 +1505,6 @@
         </w:tc>
       </w:tr>
       <w:tr>
-        <w:tblPrEx>
-          <w:tblCellMar>
-            <w:top w:w="0" w:type="dxa"/>
-            <w:bottom w:w="0" w:type="dxa"/>
-          </w:tblCellMar>
-        </w:tblPrEx>
         <w:tc>
           <w:tcPr>
             <w:tcW w:w="440" w:type="dxa"/>
@@ -1831,12 +1819,6 @@
         <w:gridCol w:w="4860"/>
       </w:tblGrid>
       <w:tr>
-        <w:tblPrEx>
-          <w:tblCellMar>
-            <w:top w:w="0" w:type="dxa"/>
-            <w:bottom w:w="0" w:type="dxa"/>
-          </w:tblCellMar>
-        </w:tblPrEx>
         <w:trPr>
           <w:tblHeader/>
         </w:trPr>
@@ -1970,12 +1952,6 @@
         </w:tc>
       </w:tr>
       <w:tr>
-        <w:tblPrEx>
-          <w:tblCellMar>
-            <w:top w:w="0" w:type="dxa"/>
-            <w:bottom w:w="0" w:type="dxa"/>
-          </w:tblCellMar>
-        </w:tblPrEx>
         <w:tc>
           <w:tcPr>
             <w:tcW w:w="500" w:type="dxa"/>
@@ -2102,12 +2078,6 @@
         </w:tc>
       </w:tr>
       <w:tr>
-        <w:tblPrEx>
-          <w:tblCellMar>
-            <w:top w:w="0" w:type="dxa"/>
-            <w:bottom w:w="0" w:type="dxa"/>
-          </w:tblCellMar>
-        </w:tblPrEx>
         <w:tc>
           <w:tcPr>
             <w:tcW w:w="500" w:type="dxa"/>
@@ -2252,12 +2222,6 @@
         </w:tc>
       </w:tr>
       <w:tr>
-        <w:tblPrEx>
-          <w:tblCellMar>
-            <w:top w:w="0" w:type="dxa"/>
-            <w:bottom w:w="0" w:type="dxa"/>
-          </w:tblCellMar>
-        </w:tblPrEx>
         <w:tc>
           <w:tcPr>
             <w:tcW w:w="500" w:type="dxa"/>
@@ -2384,12 +2348,6 @@
         </w:tc>
       </w:tr>
       <w:tr>
-        <w:tblPrEx>
-          <w:tblCellMar>
-            <w:top w:w="0" w:type="dxa"/>
-            <w:bottom w:w="0" w:type="dxa"/>
-          </w:tblCellMar>
-        </w:tblPrEx>
         <w:tc>
           <w:tcPr>
             <w:tcW w:w="500" w:type="dxa"/>
@@ -2516,12 +2474,6 @@
         </w:tc>
       </w:tr>
       <w:tr>
-        <w:tblPrEx>
-          <w:tblCellMar>
-            <w:top w:w="0" w:type="dxa"/>
-            <w:bottom w:w="0" w:type="dxa"/>
-          </w:tblCellMar>
-        </w:tblPrEx>
         <w:tc>
           <w:tcPr>
             <w:tcW w:w="500" w:type="dxa"/>
@@ -2550,6 +2502,7 @@
                 <w:sz w:val="18"/>
                 <w:szCs w:val="18"/>
               </w:rPr>
+              <w:lastRenderedPageBreak/>
               <w:t>5</w:t>
             </w:r>
           </w:p>
@@ -2665,7 +2618,6 @@
           <w:bCs/>
           <w:color w:val="000000"/>
         </w:rPr>
-        <w:lastRenderedPageBreak/>
         <w:t>Each member's individual workflow:</w:t>
       </w:r>
     </w:p>
@@ -3037,12 +2989,6 @@
         <w:gridCol w:w="6160"/>
       </w:tblGrid>
       <w:tr>
-        <w:tblPrEx>
-          <w:tblCellMar>
-            <w:top w:w="0" w:type="dxa"/>
-            <w:bottom w:w="0" w:type="dxa"/>
-          </w:tblCellMar>
-        </w:tblPrEx>
         <w:trPr>
           <w:tblHeader/>
         </w:trPr>
@@ -3112,12 +3058,6 @@
         </w:tc>
       </w:tr>
       <w:tr>
-        <w:tblPrEx>
-          <w:tblCellMar>
-            <w:top w:w="0" w:type="dxa"/>
-            <w:bottom w:w="0" w:type="dxa"/>
-          </w:tblCellMar>
-        </w:tblPrEx>
         <w:tc>
           <w:tcPr>
             <w:tcW w:w="3200" w:type="dxa"/>
@@ -3200,12 +3140,6 @@
         </w:tc>
       </w:tr>
       <w:tr>
-        <w:tblPrEx>
-          <w:tblCellMar>
-            <w:top w:w="0" w:type="dxa"/>
-            <w:bottom w:w="0" w:type="dxa"/>
-          </w:tblCellMar>
-        </w:tblPrEx>
         <w:tc>
           <w:tcPr>
             <w:tcW w:w="3200" w:type="dxa"/>
@@ -3288,12 +3222,6 @@
         </w:tc>
       </w:tr>
       <w:tr>
-        <w:tblPrEx>
-          <w:tblCellMar>
-            <w:top w:w="0" w:type="dxa"/>
-            <w:bottom w:w="0" w:type="dxa"/>
-          </w:tblCellMar>
-        </w:tblPrEx>
         <w:tc>
           <w:tcPr>
             <w:tcW w:w="3200" w:type="dxa"/>
@@ -3376,12 +3304,6 @@
         </w:tc>
       </w:tr>
       <w:tr>
-        <w:tblPrEx>
-          <w:tblCellMar>
-            <w:top w:w="0" w:type="dxa"/>
-            <w:bottom w:w="0" w:type="dxa"/>
-          </w:tblCellMar>
-        </w:tblPrEx>
         <w:tc>
           <w:tcPr>
             <w:tcW w:w="3200" w:type="dxa"/>
@@ -3464,12 +3386,6 @@
         </w:tc>
       </w:tr>
       <w:tr>
-        <w:tblPrEx>
-          <w:tblCellMar>
-            <w:top w:w="0" w:type="dxa"/>
-            <w:bottom w:w="0" w:type="dxa"/>
-          </w:tblCellMar>
-        </w:tblPrEx>
         <w:tc>
           <w:tcPr>
             <w:tcW w:w="3200" w:type="dxa"/>
@@ -3552,12 +3468,6 @@
         </w:tc>
       </w:tr>
       <w:tr>
-        <w:tblPrEx>
-          <w:tblCellMar>
-            <w:top w:w="0" w:type="dxa"/>
-            <w:bottom w:w="0" w:type="dxa"/>
-          </w:tblCellMar>
-        </w:tblPrEx>
         <w:tc>
           <w:tcPr>
             <w:tcW w:w="3200" w:type="dxa"/>
@@ -3640,12 +3550,6 @@
         </w:tc>
       </w:tr>
       <w:tr>
-        <w:tblPrEx>
-          <w:tblCellMar>
-            <w:top w:w="0" w:type="dxa"/>
-            <w:bottom w:w="0" w:type="dxa"/>
-          </w:tblCellMar>
-        </w:tblPrEx>
         <w:tc>
           <w:tcPr>
             <w:tcW w:w="3200" w:type="dxa"/>
@@ -3710,12 +3614,6 @@
         </w:tc>
       </w:tr>
       <w:tr>
-        <w:tblPrEx>
-          <w:tblCellMar>
-            <w:top w:w="0" w:type="dxa"/>
-            <w:bottom w:w="0" w:type="dxa"/>
-          </w:tblCellMar>
-        </w:tblPrEx>
         <w:tc>
           <w:tcPr>
             <w:tcW w:w="3200" w:type="dxa"/>
@@ -3789,12 +3687,6 @@
         </w:tc>
       </w:tr>
       <w:tr>
-        <w:tblPrEx>
-          <w:tblCellMar>
-            <w:top w:w="0" w:type="dxa"/>
-            <w:bottom w:w="0" w:type="dxa"/>
-          </w:tblCellMar>
-        </w:tblPrEx>
         <w:tc>
           <w:tcPr>
             <w:tcW w:w="3200" w:type="dxa"/>
@@ -3868,12 +3760,6 @@
         </w:tc>
       </w:tr>
       <w:tr>
-        <w:tblPrEx>
-          <w:tblCellMar>
-            <w:top w:w="0" w:type="dxa"/>
-            <w:bottom w:w="0" w:type="dxa"/>
-          </w:tblCellMar>
-        </w:tblPrEx>
         <w:tc>
           <w:tcPr>
             <w:tcW w:w="3200" w:type="dxa"/>
@@ -3902,6 +3788,7 @@
                 <w:sz w:val="18"/>
                 <w:szCs w:val="18"/>
               </w:rPr>
+              <w:lastRenderedPageBreak/>
               <w:t>Assignment_04_Spring2026.docx</w:t>
             </w:r>
           </w:p>
@@ -3972,7 +3859,6 @@
           <w:rFonts w:ascii="Arial" w:eastAsia="Arial" w:hAnsi="Arial" w:cs="Arial"/>
           <w:color w:val="000000"/>
         </w:rPr>
-        <w:lastRenderedPageBreak/>
         <w:t xml:space="preserve">The Team Lead (TL) is responsible for creating all secrets listed below. The TL is the repository admin and the credentials in use </w:t>
       </w:r>
       <w:r>
@@ -4120,12 +4006,6 @@
         <w:gridCol w:w="4420"/>
       </w:tblGrid>
       <w:tr>
-        <w:tblPrEx>
-          <w:tblCellMar>
-            <w:top w:w="0" w:type="dxa"/>
-            <w:bottom w:w="0" w:type="dxa"/>
-          </w:tblCellMar>
-        </w:tblPrEx>
         <w:trPr>
           <w:tblHeader/>
         </w:trPr>
@@ -4227,12 +4107,6 @@
         </w:tc>
       </w:tr>
       <w:tr>
-        <w:tblPrEx>
-          <w:tblCellMar>
-            <w:top w:w="0" w:type="dxa"/>
-            <w:bottom w:w="0" w:type="dxa"/>
-          </w:tblCellMar>
-        </w:tblPrEx>
         <w:trPr>
           <w:trHeight w:val="427"/>
         </w:trPr>
@@ -4336,12 +4210,6 @@
         </w:tc>
       </w:tr>
       <w:tr>
-        <w:tblPrEx>
-          <w:tblCellMar>
-            <w:top w:w="0" w:type="dxa"/>
-            <w:bottom w:w="0" w:type="dxa"/>
-          </w:tblCellMar>
-        </w:tblPrEx>
         <w:tc>
           <w:tcPr>
             <w:tcW w:w="2000" w:type="dxa"/>
@@ -4454,12 +4322,6 @@
         </w:tc>
       </w:tr>
       <w:tr>
-        <w:tblPrEx>
-          <w:tblCellMar>
-            <w:top w:w="0" w:type="dxa"/>
-            <w:bottom w:w="0" w:type="dxa"/>
-          </w:tblCellMar>
-        </w:tblPrEx>
         <w:tc>
           <w:tcPr>
             <w:tcW w:w="2000" w:type="dxa"/>
@@ -4815,6 +4677,7 @@
           <w:rFonts w:ascii="Arial" w:eastAsia="Arial" w:hAnsi="Arial" w:cs="Arial"/>
           <w:color w:val="000000"/>
         </w:rPr>
+        <w:lastRenderedPageBreak/>
         <w:t xml:space="preserve">The CI status check must appear as a required check in the Branch Protection Rules on </w:t>
       </w:r>
       <w:r>
@@ -5141,12 +5004,6 @@
         <w:gridCol w:w="4380"/>
       </w:tblGrid>
       <w:tr>
-        <w:tblPrEx>
-          <w:tblCellMar>
-            <w:top w:w="0" w:type="dxa"/>
-            <w:bottom w:w="0" w:type="dxa"/>
-          </w:tblCellMar>
-        </w:tblPrEx>
         <w:trPr>
           <w:tblHeader/>
         </w:trPr>
@@ -5248,12 +5105,6 @@
         </w:tc>
       </w:tr>
       <w:tr>
-        <w:tblPrEx>
-          <w:tblCellMar>
-            <w:top w:w="0" w:type="dxa"/>
-            <w:bottom w:w="0" w:type="dxa"/>
-          </w:tblCellMar>
-        </w:tblPrEx>
         <w:tc>
           <w:tcPr>
             <w:tcW w:w="1600" w:type="dxa"/>
@@ -5366,12 +5217,6 @@
         </w:tc>
       </w:tr>
       <w:tr>
-        <w:tblPrEx>
-          <w:tblCellMar>
-            <w:top w:w="0" w:type="dxa"/>
-            <w:bottom w:w="0" w:type="dxa"/>
-          </w:tblCellMar>
-        </w:tblPrEx>
         <w:tc>
           <w:tcPr>
             <w:tcW w:w="1600" w:type="dxa"/>
@@ -5863,6 +5708,7 @@
           <w:sz w:val="19"/>
           <w:szCs w:val="19"/>
         </w:rPr>
+        <w:lastRenderedPageBreak/>
         <w:t>Build the assigned HTML page with proper content and link it to style.css</w:t>
       </w:r>
     </w:p>
@@ -6066,12 +5912,6 @@
         <w:gridCol w:w="2150"/>
       </w:tblGrid>
       <w:tr>
-        <w:tblPrEx>
-          <w:tblCellMar>
-            <w:top w:w="0" w:type="dxa"/>
-            <w:bottom w:w="0" w:type="dxa"/>
-          </w:tblCellMar>
-        </w:tblPrEx>
         <w:trPr>
           <w:tblHeader/>
         </w:trPr>
@@ -6173,12 +6013,6 @@
         </w:tc>
       </w:tr>
       <w:tr>
-        <w:tblPrEx>
-          <w:tblCellMar>
-            <w:top w:w="0" w:type="dxa"/>
-            <w:bottom w:w="0" w:type="dxa"/>
-          </w:tblCellMar>
-        </w:tblPrEx>
         <w:tc>
           <w:tcPr>
             <w:tcW w:w="700" w:type="dxa"/>
@@ -6265,12 +6099,6 @@
         </w:tc>
       </w:tr>
       <w:tr>
-        <w:tblPrEx>
-          <w:tblCellMar>
-            <w:top w:w="0" w:type="dxa"/>
-            <w:bottom w:w="0" w:type="dxa"/>
-          </w:tblCellMar>
-        </w:tblPrEx>
         <w:tc>
           <w:tcPr>
             <w:tcW w:w="700" w:type="dxa"/>
@@ -6365,12 +6193,6 @@
         </w:tc>
       </w:tr>
       <w:tr>
-        <w:tblPrEx>
-          <w:tblCellMar>
-            <w:top w:w="0" w:type="dxa"/>
-            <w:bottom w:w="0" w:type="dxa"/>
-          </w:tblCellMar>
-        </w:tblPrEx>
         <w:tc>
           <w:tcPr>
             <w:tcW w:w="700" w:type="dxa"/>
@@ -6465,12 +6287,6 @@
         </w:tc>
       </w:tr>
       <w:tr>
-        <w:tblPrEx>
-          <w:tblCellMar>
-            <w:top w:w="0" w:type="dxa"/>
-            <w:bottom w:w="0" w:type="dxa"/>
-          </w:tblCellMar>
-        </w:tblPrEx>
         <w:tc>
           <w:tcPr>
             <w:tcW w:w="700" w:type="dxa"/>
@@ -6557,12 +6373,6 @@
         </w:tc>
       </w:tr>
       <w:tr>
-        <w:tblPrEx>
-          <w:tblCellMar>
-            <w:top w:w="0" w:type="dxa"/>
-            <w:bottom w:w="0" w:type="dxa"/>
-          </w:tblCellMar>
-        </w:tblPrEx>
         <w:tc>
           <w:tcPr>
             <w:tcW w:w="700" w:type="dxa"/>
@@ -6666,12 +6476,6 @@
         </w:tc>
       </w:tr>
       <w:tr>
-        <w:tblPrEx>
-          <w:tblCellMar>
-            <w:top w:w="0" w:type="dxa"/>
-            <w:bottom w:w="0" w:type="dxa"/>
-          </w:tblCellMar>
-        </w:tblPrEx>
         <w:tc>
           <w:tcPr>
             <w:tcW w:w="700" w:type="dxa"/>
@@ -6766,12 +6570,6 @@
         </w:tc>
       </w:tr>
       <w:tr>
-        <w:tblPrEx>
-          <w:tblCellMar>
-            <w:top w:w="0" w:type="dxa"/>
-            <w:bottom w:w="0" w:type="dxa"/>
-          </w:tblCellMar>
-        </w:tblPrEx>
         <w:tc>
           <w:tcPr>
             <w:tcW w:w="700" w:type="dxa"/>
@@ -6875,12 +6673,6 @@
         </w:tc>
       </w:tr>
       <w:tr>
-        <w:tblPrEx>
-          <w:tblCellMar>
-            <w:top w:w="0" w:type="dxa"/>
-            <w:bottom w:w="0" w:type="dxa"/>
-          </w:tblCellMar>
-        </w:tblPrEx>
         <w:tc>
           <w:tcPr>
             <w:tcW w:w="700" w:type="dxa"/>
@@ -6967,12 +6759,6 @@
         </w:tc>
       </w:tr>
       <w:tr>
-        <w:tblPrEx>
-          <w:tblCellMar>
-            <w:top w:w="0" w:type="dxa"/>
-            <w:bottom w:w="0" w:type="dxa"/>
-          </w:tblCellMar>
-        </w:tblPrEx>
         <w:tc>
           <w:tcPr>
             <w:tcW w:w="700" w:type="dxa"/>
@@ -7067,12 +6853,6 @@
         </w:tc>
       </w:tr>
       <w:tr>
-        <w:tblPrEx>
-          <w:tblCellMar>
-            <w:top w:w="0" w:type="dxa"/>
-            <w:bottom w:w="0" w:type="dxa"/>
-          </w:tblCellMar>
-        </w:tblPrEx>
         <w:tc>
           <w:tcPr>
             <w:tcW w:w="700" w:type="dxa"/>
@@ -7167,12 +6947,6 @@
         </w:tc>
       </w:tr>
       <w:tr>
-        <w:tblPrEx>
-          <w:tblCellMar>
-            <w:top w:w="0" w:type="dxa"/>
-            <w:bottom w:w="0" w:type="dxa"/>
-          </w:tblCellMar>
-        </w:tblPrEx>
         <w:tc>
           <w:tcPr>
             <w:tcW w:w="700" w:type="dxa"/>
@@ -7285,12 +7059,6 @@
         </w:tc>
       </w:tr>
       <w:tr>
-        <w:tblPrEx>
-          <w:tblCellMar>
-            <w:top w:w="0" w:type="dxa"/>
-            <w:bottom w:w="0" w:type="dxa"/>
-          </w:tblCellMar>
-        </w:tblPrEx>
         <w:tc>
           <w:tcPr>
             <w:tcW w:w="700" w:type="dxa"/>
@@ -7377,12 +7145,6 @@
         </w:tc>
       </w:tr>
       <w:tr>
-        <w:tblPrEx>
-          <w:tblCellMar>
-            <w:top w:w="0" w:type="dxa"/>
-            <w:bottom w:w="0" w:type="dxa"/>
-          </w:tblCellMar>
-        </w:tblPrEx>
         <w:tc>
           <w:tcPr>
             <w:tcW w:w="700" w:type="dxa"/>
@@ -7486,12 +7248,6 @@
         </w:tc>
       </w:tr>
       <w:tr>
-        <w:tblPrEx>
-          <w:tblCellMar>
-            <w:top w:w="0" w:type="dxa"/>
-            <w:bottom w:w="0" w:type="dxa"/>
-          </w:tblCellMar>
-        </w:tblPrEx>
         <w:tc>
           <w:tcPr>
             <w:tcW w:w="700" w:type="dxa"/>
@@ -7586,12 +7342,6 @@
         </w:tc>
       </w:tr>
       <w:tr>
-        <w:tblPrEx>
-          <w:tblCellMar>
-            <w:top w:w="0" w:type="dxa"/>
-            <w:bottom w:w="0" w:type="dxa"/>
-          </w:tblCellMar>
-        </w:tblPrEx>
         <w:tc>
           <w:tcPr>
             <w:tcW w:w="700" w:type="dxa"/>
@@ -7686,12 +7436,6 @@
         </w:tc>
       </w:tr>
       <w:tr>
-        <w:tblPrEx>
-          <w:tblCellMar>
-            <w:top w:w="0" w:type="dxa"/>
-            <w:bottom w:w="0" w:type="dxa"/>
-          </w:tblCellMar>
-        </w:tblPrEx>
         <w:tc>
           <w:tcPr>
             <w:tcW w:w="700" w:type="dxa"/>
@@ -7786,12 +7530,6 @@
         </w:tc>
       </w:tr>
       <w:tr>
-        <w:tblPrEx>
-          <w:tblCellMar>
-            <w:top w:w="0" w:type="dxa"/>
-            <w:bottom w:w="0" w:type="dxa"/>
-          </w:tblCellMar>
-        </w:tblPrEx>
         <w:tc>
           <w:tcPr>
             <w:tcW w:w="700" w:type="dxa"/>
@@ -7878,12 +7616,6 @@
         </w:tc>
       </w:tr>
       <w:tr>
-        <w:tblPrEx>
-          <w:tblCellMar>
-            <w:top w:w="0" w:type="dxa"/>
-            <w:bottom w:w="0" w:type="dxa"/>
-          </w:tblCellMar>
-        </w:tblPrEx>
         <w:tc>
           <w:tcPr>
             <w:tcW w:w="700" w:type="dxa"/>
@@ -7987,12 +7719,6 @@
         </w:tc>
       </w:tr>
       <w:tr>
-        <w:tblPrEx>
-          <w:tblCellMar>
-            <w:top w:w="0" w:type="dxa"/>
-            <w:bottom w:w="0" w:type="dxa"/>
-          </w:tblCellMar>
-        </w:tblPrEx>
         <w:tc>
           <w:tcPr>
             <w:tcW w:w="700" w:type="dxa"/>
@@ -8087,12 +7813,6 @@
         </w:tc>
       </w:tr>
       <w:tr>
-        <w:tblPrEx>
-          <w:tblCellMar>
-            <w:top w:w="0" w:type="dxa"/>
-            <w:bottom w:w="0" w:type="dxa"/>
-          </w:tblCellMar>
-        </w:tblPrEx>
         <w:tc>
           <w:tcPr>
             <w:tcW w:w="700" w:type="dxa"/>
@@ -8121,6 +7841,7 @@
                 <w:sz w:val="18"/>
                 <w:szCs w:val="18"/>
               </w:rPr>
+              <w:lastRenderedPageBreak/>
               <w:t>15</w:t>
             </w:r>
           </w:p>
@@ -8187,12 +7908,6 @@
         </w:tc>
       </w:tr>
       <w:tr>
-        <w:tblPrEx>
-          <w:tblCellMar>
-            <w:top w:w="0" w:type="dxa"/>
-            <w:bottom w:w="0" w:type="dxa"/>
-          </w:tblCellMar>
-        </w:tblPrEx>
         <w:tc>
           <w:tcPr>
             <w:tcW w:w="700" w:type="dxa"/>
@@ -8279,12 +7994,6 @@
         </w:tc>
       </w:tr>
       <w:tr>
-        <w:tblPrEx>
-          <w:tblCellMar>
-            <w:top w:w="0" w:type="dxa"/>
-            <w:bottom w:w="0" w:type="dxa"/>
-          </w:tblCellMar>
-        </w:tblPrEx>
         <w:tc>
           <w:tcPr>
             <w:tcW w:w="700" w:type="dxa"/>
@@ -8379,12 +8088,6 @@
         </w:tc>
       </w:tr>
       <w:tr>
-        <w:tblPrEx>
-          <w:tblCellMar>
-            <w:top w:w="0" w:type="dxa"/>
-            <w:bottom w:w="0" w:type="dxa"/>
-          </w:tblCellMar>
-        </w:tblPrEx>
         <w:tc>
           <w:tcPr>
             <w:tcW w:w="700" w:type="dxa"/>
@@ -8479,12 +8182,6 @@
         </w:tc>
       </w:tr>
       <w:tr>
-        <w:tblPrEx>
-          <w:tblCellMar>
-            <w:top w:w="0" w:type="dxa"/>
-            <w:bottom w:w="0" w:type="dxa"/>
-          </w:tblCellMar>
-        </w:tblPrEx>
         <w:tc>
           <w:tcPr>
             <w:tcW w:w="700" w:type="dxa"/>
@@ -8889,12 +8586,6 @@
         <w:gridCol w:w="6160"/>
       </w:tblGrid>
       <w:tr>
-        <w:tblPrEx>
-          <w:tblCellMar>
-            <w:top w:w="0" w:type="dxa"/>
-            <w:bottom w:w="0" w:type="dxa"/>
-          </w:tblCellMar>
-        </w:tblPrEx>
         <w:tc>
           <w:tcPr>
             <w:tcW w:w="3200" w:type="dxa"/>
@@ -8961,12 +8652,6 @@
         </w:tc>
       </w:tr>
       <w:tr>
-        <w:tblPrEx>
-          <w:tblCellMar>
-            <w:top w:w="0" w:type="dxa"/>
-            <w:bottom w:w="0" w:type="dxa"/>
-          </w:tblCellMar>
-        </w:tblPrEx>
         <w:tc>
           <w:tcPr>
             <w:tcW w:w="3200" w:type="dxa"/>
@@ -9043,12 +8728,6 @@
         </w:tc>
       </w:tr>
       <w:tr>
-        <w:tblPrEx>
-          <w:tblCellMar>
-            <w:top w:w="0" w:type="dxa"/>
-            <w:bottom w:w="0" w:type="dxa"/>
-          </w:tblCellMar>
-        </w:tblPrEx>
         <w:tc>
           <w:tcPr>
             <w:tcW w:w="3200" w:type="dxa"/>
@@ -9103,12 +8782,6 @@
         </w:tc>
       </w:tr>
       <w:tr>
-        <w:tblPrEx>
-          <w:tblCellMar>
-            <w:top w:w="0" w:type="dxa"/>
-            <w:bottom w:w="0" w:type="dxa"/>
-          </w:tblCellMar>
-        </w:tblPrEx>
         <w:tc>
           <w:tcPr>
             <w:tcW w:w="3200" w:type="dxa"/>
@@ -9163,12 +8836,6 @@
         </w:tc>
       </w:tr>
       <w:tr>
-        <w:tblPrEx>
-          <w:tblCellMar>
-            <w:top w:w="0" w:type="dxa"/>
-            <w:bottom w:w="0" w:type="dxa"/>
-          </w:tblCellMar>
-        </w:tblPrEx>
         <w:tc>
           <w:tcPr>
             <w:tcW w:w="3200" w:type="dxa"/>
@@ -9234,12 +8901,6 @@
         </w:tc>
       </w:tr>
       <w:tr>
-        <w:tblPrEx>
-          <w:tblCellMar>
-            <w:top w:w="0" w:type="dxa"/>
-            <w:bottom w:w="0" w:type="dxa"/>
-          </w:tblCellMar>
-        </w:tblPrEx>
         <w:tc>
           <w:tcPr>
             <w:tcW w:w="3200" w:type="dxa"/>
@@ -9294,12 +8955,6 @@
         </w:tc>
       </w:tr>
       <w:tr>
-        <w:tblPrEx>
-          <w:tblCellMar>
-            <w:top w:w="0" w:type="dxa"/>
-            <w:bottom w:w="0" w:type="dxa"/>
-          </w:tblCellMar>
-        </w:tblPrEx>
         <w:tc>
           <w:tcPr>
             <w:tcW w:w="3200" w:type="dxa"/>
@@ -9375,6 +9030,7 @@
           <w:sz w:val="28"/>
           <w:szCs w:val="28"/>
         </w:rPr>
+        <w:lastRenderedPageBreak/>
         <w:t>TEAM REFLECTION</w:t>
       </w:r>
     </w:p>
@@ -9432,12 +9088,6 @@
         <w:gridCol w:w="9360"/>
       </w:tblGrid>
       <w:tr>
-        <w:tblPrEx>
-          <w:tblCellMar>
-            <w:top w:w="0" w:type="dxa"/>
-            <w:bottom w:w="0" w:type="dxa"/>
-          </w:tblCellMar>
-        </w:tblPrEx>
         <w:tc>
           <w:tcPr>
             <w:tcW w:w="9360" w:type="dxa"/>
@@ -9460,12 +9110,6 @@
         </w:tc>
       </w:tr>
       <w:tr>
-        <w:tblPrEx>
-          <w:tblCellMar>
-            <w:top w:w="0" w:type="dxa"/>
-            <w:bottom w:w="0" w:type="dxa"/>
-          </w:tblCellMar>
-        </w:tblPrEx>
         <w:tc>
           <w:tcPr>
             <w:tcW w:w="9360" w:type="dxa"/>
@@ -9488,12 +9132,6 @@
         </w:tc>
       </w:tr>
       <w:tr>
-        <w:tblPrEx>
-          <w:tblCellMar>
-            <w:top w:w="0" w:type="dxa"/>
-            <w:bottom w:w="0" w:type="dxa"/>
-          </w:tblCellMar>
-        </w:tblPrEx>
         <w:tc>
           <w:tcPr>
             <w:tcW w:w="9360" w:type="dxa"/>
@@ -9557,12 +9195,6 @@
         <w:gridCol w:w="9360"/>
       </w:tblGrid>
       <w:tr>
-        <w:tblPrEx>
-          <w:tblCellMar>
-            <w:top w:w="0" w:type="dxa"/>
-            <w:bottom w:w="0" w:type="dxa"/>
-          </w:tblCellMar>
-        </w:tblPrEx>
         <w:tc>
           <w:tcPr>
             <w:tcW w:w="9360" w:type="dxa"/>
@@ -9585,12 +9217,6 @@
         </w:tc>
       </w:tr>
       <w:tr>
-        <w:tblPrEx>
-          <w:tblCellMar>
-            <w:top w:w="0" w:type="dxa"/>
-            <w:bottom w:w="0" w:type="dxa"/>
-          </w:tblCellMar>
-        </w:tblPrEx>
         <w:tc>
           <w:tcPr>
             <w:tcW w:w="9360" w:type="dxa"/>
@@ -9613,12 +9239,6 @@
         </w:tc>
       </w:tr>
       <w:tr>
-        <w:tblPrEx>
-          <w:tblCellMar>
-            <w:top w:w="0" w:type="dxa"/>
-            <w:bottom w:w="0" w:type="dxa"/>
-          </w:tblCellMar>
-        </w:tblPrEx>
         <w:tc>
           <w:tcPr>
             <w:tcW w:w="9360" w:type="dxa"/>
@@ -9682,12 +9302,6 @@
         <w:gridCol w:w="9360"/>
       </w:tblGrid>
       <w:tr>
-        <w:tblPrEx>
-          <w:tblCellMar>
-            <w:top w:w="0" w:type="dxa"/>
-            <w:bottom w:w="0" w:type="dxa"/>
-          </w:tblCellMar>
-        </w:tblPrEx>
         <w:tc>
           <w:tcPr>
             <w:tcW w:w="9360" w:type="dxa"/>
@@ -9710,12 +9324,6 @@
         </w:tc>
       </w:tr>
       <w:tr>
-        <w:tblPrEx>
-          <w:tblCellMar>
-            <w:top w:w="0" w:type="dxa"/>
-            <w:bottom w:w="0" w:type="dxa"/>
-          </w:tblCellMar>
-        </w:tblPrEx>
         <w:tc>
           <w:tcPr>
             <w:tcW w:w="9360" w:type="dxa"/>
@@ -9738,12 +9346,6 @@
         </w:tc>
       </w:tr>
       <w:tr>
-        <w:tblPrEx>
-          <w:tblCellMar>
-            <w:top w:w="0" w:type="dxa"/>
-            <w:bottom w:w="0" w:type="dxa"/>
-          </w:tblCellMar>
-        </w:tblPrEx>
         <w:tc>
           <w:tcPr>
             <w:tcW w:w="9360" w:type="dxa"/>
@@ -9807,12 +9409,6 @@
         <w:gridCol w:w="9360"/>
       </w:tblGrid>
       <w:tr>
-        <w:tblPrEx>
-          <w:tblCellMar>
-            <w:top w:w="0" w:type="dxa"/>
-            <w:bottom w:w="0" w:type="dxa"/>
-          </w:tblCellMar>
-        </w:tblPrEx>
         <w:tc>
           <w:tcPr>
             <w:tcW w:w="9360" w:type="dxa"/>
@@ -9835,12 +9431,6 @@
         </w:tc>
       </w:tr>
       <w:tr>
-        <w:tblPrEx>
-          <w:tblCellMar>
-            <w:top w:w="0" w:type="dxa"/>
-            <w:bottom w:w="0" w:type="dxa"/>
-          </w:tblCellMar>
-        </w:tblPrEx>
         <w:tc>
           <w:tcPr>
             <w:tcW w:w="9360" w:type="dxa"/>
@@ -9863,12 +9453,6 @@
         </w:tc>
       </w:tr>
       <w:tr>
-        <w:tblPrEx>
-          <w:tblCellMar>
-            <w:top w:w="0" w:type="dxa"/>
-            <w:bottom w:w="0" w:type="dxa"/>
-          </w:tblCellMar>
-        </w:tblPrEx>
         <w:tc>
           <w:tcPr>
             <w:tcW w:w="9360" w:type="dxa"/>
@@ -9932,12 +9516,6 @@
         <w:gridCol w:w="9360"/>
       </w:tblGrid>
       <w:tr>
-        <w:tblPrEx>
-          <w:tblCellMar>
-            <w:top w:w="0" w:type="dxa"/>
-            <w:bottom w:w="0" w:type="dxa"/>
-          </w:tblCellMar>
-        </w:tblPrEx>
         <w:tc>
           <w:tcPr>
             <w:tcW w:w="9360" w:type="dxa"/>
@@ -9960,12 +9538,6 @@
         </w:tc>
       </w:tr>
       <w:tr>
-        <w:tblPrEx>
-          <w:tblCellMar>
-            <w:top w:w="0" w:type="dxa"/>
-            <w:bottom w:w="0" w:type="dxa"/>
-          </w:tblCellMar>
-        </w:tblPrEx>
         <w:tc>
           <w:tcPr>
             <w:tcW w:w="9360" w:type="dxa"/>
@@ -9988,12 +9560,6 @@
         </w:tc>
       </w:tr>
       <w:tr>
-        <w:tblPrEx>
-          <w:tblCellMar>
-            <w:top w:w="0" w:type="dxa"/>
-            <w:bottom w:w="0" w:type="dxa"/>
-          </w:tblCellMar>
-        </w:tblPrEx>
         <w:tc>
           <w:tcPr>
             <w:tcW w:w="9360" w:type="dxa"/>
@@ -11065,7 +10631,6 @@
   <w:style w:type="character" w:default="1" w:styleId="DefaultParagraphFont">
     <w:name w:val="Default Paragraph Font"/>
     <w:uiPriority w:val="1"/>
-    <w:semiHidden/>
     <w:unhideWhenUsed/>
   </w:style>
   <w:style w:type="table" w:default="1" w:styleId="TableNormal">
